--- a/Laboratorio 4/Direccionamiento Estatico IPV4.docx
+++ b/Laboratorio 4/Direccionamiento Estatico IPV4.docx
@@ -3424,10 +3424,7 @@
               <w:jc w:val="center"/>
             </w:pPr>
             <w:r>
-              <w:t xml:space="preserve">LAN </w:t>
-            </w:r>
-            <w:r>
-              <w:t>3</w:t>
+              <w:t>LAN 3</w:t>
             </w:r>
           </w:p>
         </w:tc>
@@ -3516,26 +3513,14 @@
       <w:pPr>
         <w:pStyle w:val="Sinespaciado"/>
         <w:rPr>
-          <w:lang w:val="fr-FR" w:eastAsia="es-CO"/>
-        </w:rPr>
-      </w:pPr>
-      <w:r>
-        <w:rPr>
-          <w:lang w:val="fr-FR" w:eastAsia="es-CO"/>
-        </w:rPr>
-        <w:t>R</w:t>
-      </w:r>
-      <w:r>
-        <w:rPr>
-          <w:lang w:val="fr-FR" w:eastAsia="es-CO"/>
-        </w:rPr>
-        <w:t>1</w:t>
-      </w:r>
-      <w:r>
-        <w:rPr>
-          <w:lang w:val="fr-FR" w:eastAsia="es-CO"/>
-        </w:rPr>
-        <w:t>&gt;en</w:t>
+          <w:lang w:val="pt-BR" w:eastAsia="es-CO"/>
+        </w:rPr>
+      </w:pPr>
+      <w:r>
+        <w:rPr>
+          <w:lang w:val="pt-BR" w:eastAsia="es-CO"/>
+        </w:rPr>
+        <w:t>R1&gt;en</w:t>
       </w:r>
     </w:p>
     <w:p>
@@ -3549,19 +3534,7 @@
         <w:rPr>
           <w:lang w:val="pt-BR" w:eastAsia="es-CO"/>
         </w:rPr>
-        <w:t>R</w:t>
-      </w:r>
-      <w:r>
-        <w:rPr>
-          <w:lang w:val="pt-BR" w:eastAsia="es-CO"/>
-        </w:rPr>
-        <w:t>1</w:t>
-      </w:r>
-      <w:r>
-        <w:rPr>
-          <w:lang w:val="pt-BR" w:eastAsia="es-CO"/>
-        </w:rPr>
-        <w:t>#conf t</w:t>
+        <w:t>R1#conf t</w:t>
       </w:r>
     </w:p>
     <w:p>
@@ -3659,13 +3632,7 @@
         <w:rPr>
           <w:lang w:val="en-US" w:eastAsia="es-CO"/>
         </w:rPr>
-        <w:t>no sh</w:t>
-      </w:r>
-      <w:r>
-        <w:rPr>
-          <w:lang w:val="en-US" w:eastAsia="es-CO"/>
-        </w:rPr>
-        <w:t>ut</w:t>
+        <w:t>no shut</w:t>
       </w:r>
       <w:r>
         <w:rPr>
@@ -3759,13 +3726,7 @@
         <w:rPr>
           <w:lang w:val="en-US"/>
         </w:rPr>
-        <w:t>182.198.255.254</w:t>
-      </w:r>
-      <w:r>
-        <w:rPr>
-          <w:lang w:val="en-US"/>
-        </w:rPr>
-        <w:t xml:space="preserve"> </w:t>
+        <w:t xml:space="preserve">182.198.255.254 </w:t>
       </w:r>
       <w:r>
         <w:rPr>
@@ -3899,13 +3860,7 @@
         <w:rPr>
           <w:lang w:val="en-US"/>
         </w:rPr>
-        <w:t>200.191.255.254</w:t>
-      </w:r>
-      <w:r>
-        <w:rPr>
-          <w:lang w:val="en-US"/>
-        </w:rPr>
-        <w:t xml:space="preserve"> </w:t>
+        <w:t xml:space="preserve">200.191.255.254 </w:t>
       </w:r>
       <w:r>
         <w:rPr>
@@ -4220,12 +4175,6 @@
           </wp:inline>
         </w:drawing>
       </w:r>
-    </w:p>
-    <w:p>
-      <w:pPr>
-        <w:ind w:left="360"/>
-        <w:jc w:val="both"/>
-      </w:pPr>
     </w:p>
     <w:p/>
     <w:sectPr>
